--- a/certificates/medical_certs_template/Medical Certificate-OJT.docx
+++ b/certificates/medical_certs_template/Medical Certificate-OJT.docx
@@ -112,134 +112,103 @@
           <w:sz w:val="26"/>
           <w:szCs w:val="26"/>
         </w:rPr>
-        <w:t>This is to certify that {{ patient_name }}, {{ age }} years old, a {% if position %}{{ position }} {% endif %}{% if department %}{{ department }} {% endif %}student in this campus, was seen and examined through Medical/Physical Examination by the undersigned and is Physically Fit to participate in the {{ activity_name }} on {{ exam_date }} at NORSU, Bayawan-Sta. Catalina Campus Clinic, Bayawan City.</w:t>
+        <w:t xml:space="preserve">This is to certify that {{ patient_name }}, {{ age }} years old, a {% if position %}{{ position }} {% endif %}{% if department %}{{ department }} {% endif %}student in this campus, was seen and examined through </w:t>
       </w:r>
-    </w:p>
-    <w:p>
-      <w:pPr>
-        <w:spacing w:before="240"/>
-        <w:rPr>
-          <w:rFonts w:ascii="Times New Roman" w:hAnsi="Times New Roman" w:cs="Times New Roman"/>
-          <w:i/>
-          <w:sz w:val="26"/>
-          <w:szCs w:val="26"/>
-        </w:rPr>
-      </w:pPr>
       <w:r>
         <w:rPr>
           <w:rFonts w:ascii="Times New Roman" w:hAnsi="Times New Roman" w:cs="Times New Roman"/>
           <w:b/>
+          <w:bCs/>
           <w:sz w:val="26"/>
           <w:szCs w:val="26"/>
         </w:rPr>
-        <w:t>Vital Signs:</w:t>
+        <w:t>Medical/Physical Examination</w:t>
       </w:r>
-      <w:r>
-        <w:rPr>
-          <w:rFonts w:ascii="Times New Roman" w:hAnsi="Times New Roman" w:cs="Times New Roman"/>
-          <w:i/>
-          <w:sz w:val="26"/>
-          <w:szCs w:val="26"/>
-        </w:rPr>
-        <w:t xml:space="preserve"> </w:t>
-      </w:r>
-    </w:p>
-    <w:p>
-      <w:pPr>
-        <w:spacing w:before="240"/>
-        <w:rPr>
-          <w:rFonts w:ascii="Times New Roman" w:hAnsi="Times New Roman" w:cs="Times New Roman"/>
-          <w:sz w:val="26"/>
-          <w:szCs w:val="26"/>
-          <w:u w:val="single"/>
-        </w:rPr>
-      </w:pPr>
       <w:r>
         <w:rPr>
           <w:rFonts w:ascii="Times New Roman" w:hAnsi="Times New Roman" w:cs="Times New Roman"/>
           <w:sz w:val="26"/>
           <w:szCs w:val="26"/>
         </w:rPr>
-        <w:t>Temp.: {{ temperature }}   BP: {{ blood_pressure }}   PR: {{ pulse_rate }}   RR: {{ respiratory_rate }}</w:t>
+        <w:t xml:space="preserve"> by the undersigned and is </w:t>
       </w:r>
-    </w:p>
-    <w:p>
-      <w:pPr>
-        <w:pStyle w:val="NoSpacing"/>
-      </w:pPr>
       <w:r>
-        <w:t xml:space="preserve"> </w:t>
-      </w:r>
-    </w:p>
-    <w:p>
-      <w:pPr>
         <w:rPr>
           <w:rFonts w:ascii="Times New Roman" w:hAnsi="Times New Roman" w:cs="Times New Roman"/>
+          <w:b/>
+          <w:bCs/>
           <w:sz w:val="26"/>
           <w:szCs w:val="26"/>
         </w:rPr>
-      </w:pPr>
+        <w:t>Physically Fit</w:t>
+      </w:r>
       <w:r>
         <w:rPr>
           <w:rFonts w:ascii="Times New Roman" w:hAnsi="Times New Roman" w:cs="Times New Roman"/>
           <w:sz w:val="26"/>
           <w:szCs w:val="26"/>
         </w:rPr>
-        <w:t xml:space="preserve">Issued this </w:t>
+        <w:t xml:space="preserve"> </w:t>
       </w:r>
-      <w:proofErr w:type="gramStart"/>
       <w:r>
         <w:rPr>
           <w:rFonts w:ascii="Times New Roman" w:hAnsi="Times New Roman" w:cs="Times New Roman"/>
           <w:sz w:val="26"/>
           <w:szCs w:val="26"/>
         </w:rPr>
-        <w:t>{{ day</w:t>
+        <w:t>undergo</w:t>
       </w:r>
-      <w:proofErr w:type="gramEnd"/>
       <w:r>
         <w:rPr>
           <w:rFonts w:ascii="Times New Roman" w:hAnsi="Times New Roman" w:cs="Times New Roman"/>
           <w:sz w:val="26"/>
           <w:szCs w:val="26"/>
         </w:rPr>
-        <w:t xml:space="preserve"> }} day of </w:t>
+        <w:t xml:space="preserve"> {{ activity_name }} on {{ </w:t>
       </w:r>
-      <w:proofErr w:type="gramStart"/>
+      <w:proofErr w:type="spellStart"/>
       <w:r>
         <w:rPr>
           <w:rFonts w:ascii="Times New Roman" w:hAnsi="Times New Roman" w:cs="Times New Roman"/>
           <w:sz w:val="26"/>
           <w:szCs w:val="26"/>
         </w:rPr>
-        <w:t>{{ month</w:t>
+        <w:t>exam_date</w:t>
       </w:r>
-      <w:proofErr w:type="gramEnd"/>
+      <w:proofErr w:type="spellEnd"/>
       <w:r>
         <w:rPr>
           <w:rFonts w:ascii="Times New Roman" w:hAnsi="Times New Roman" w:cs="Times New Roman"/>
           <w:sz w:val="26"/>
           <w:szCs w:val="26"/>
         </w:rPr>
-        <w:t xml:space="preserve"> }}, </w:t>
+        <w:t xml:space="preserve"> }} at NORSU</w:t>
       </w:r>
-      <w:proofErr w:type="gramStart"/>
       <w:r>
         <w:rPr>
           <w:rFonts w:ascii="Times New Roman" w:hAnsi="Times New Roman" w:cs="Times New Roman"/>
           <w:sz w:val="26"/>
           <w:szCs w:val="26"/>
         </w:rPr>
-        <w:t>{{ year</w:t>
+        <w:t xml:space="preserve"> - </w:t>
       </w:r>
-      <w:proofErr w:type="gramEnd"/>
+      <w:proofErr w:type="spellStart"/>
       <w:r>
         <w:rPr>
           <w:rFonts w:ascii="Times New Roman" w:hAnsi="Times New Roman" w:cs="Times New Roman"/>
           <w:sz w:val="26"/>
           <w:szCs w:val="26"/>
         </w:rPr>
-        <w:t xml:space="preserve"> }} at NORSU, Bayawan-Sta. Catalina Campus Clinic, </w:t>
+        <w:t>Bayawan</w:t>
+      </w:r>
+      <w:proofErr w:type="spellEnd"/>
+      <w:r>
+        <w:rPr>
+          <w:rFonts w:ascii="Times New Roman" w:hAnsi="Times New Roman" w:cs="Times New Roman"/>
+          <w:sz w:val="26"/>
+          <w:szCs w:val="26"/>
+        </w:rPr>
+        <w:t xml:space="preserve">-Sta. Catalina Campus Clinic, </w:t>
       </w:r>
       <w:proofErr w:type="spellStart"/>
       <w:r>
@@ -262,6 +231,97 @@
     </w:p>
     <w:p>
       <w:pPr>
+        <w:spacing w:before="240"/>
+        <w:rPr>
+          <w:rFonts w:ascii="Times New Roman" w:hAnsi="Times New Roman" w:cs="Times New Roman"/>
+          <w:i/>
+          <w:sz w:val="26"/>
+          <w:szCs w:val="26"/>
+        </w:rPr>
+      </w:pPr>
+      <w:r>
+        <w:rPr>
+          <w:rFonts w:ascii="Times New Roman" w:hAnsi="Times New Roman" w:cs="Times New Roman"/>
+          <w:b/>
+          <w:sz w:val="26"/>
+          <w:szCs w:val="26"/>
+        </w:rPr>
+        <w:t>Vital Signs:</w:t>
+      </w:r>
+      <w:r>
+        <w:rPr>
+          <w:rFonts w:ascii="Times New Roman" w:hAnsi="Times New Roman" w:cs="Times New Roman"/>
+          <w:i/>
+          <w:sz w:val="26"/>
+          <w:szCs w:val="26"/>
+        </w:rPr>
+        <w:t xml:space="preserve"> </w:t>
+      </w:r>
+    </w:p>
+    <w:p>
+      <w:pPr>
+        <w:spacing w:before="240"/>
+        <w:rPr>
+          <w:rFonts w:ascii="Times New Roman" w:hAnsi="Times New Roman" w:cs="Times New Roman"/>
+          <w:sz w:val="26"/>
+          <w:szCs w:val="26"/>
+          <w:u w:val="single"/>
+        </w:rPr>
+      </w:pPr>
+      <w:r>
+        <w:rPr>
+          <w:rFonts w:ascii="Times New Roman" w:hAnsi="Times New Roman" w:cs="Times New Roman"/>
+          <w:sz w:val="26"/>
+          <w:szCs w:val="26"/>
+        </w:rPr>
+        <w:t>Temp.: {{ temperature }}   BP: {{ blood_pressure }}   PR: {{ pulse_rate }}   RR: {{ respiratory_rate }}</w:t>
+      </w:r>
+    </w:p>
+    <w:p>
+      <w:pPr>
+        <w:pStyle w:val="NoSpacing"/>
+      </w:pPr>
+      <w:r>
+        <w:t xml:space="preserve"> </w:t>
+      </w:r>
+    </w:p>
+    <w:p>
+      <w:pPr>
+        <w:rPr>
+          <w:rFonts w:ascii="Times New Roman" w:hAnsi="Times New Roman" w:cs="Times New Roman"/>
+          <w:sz w:val="26"/>
+          <w:szCs w:val="26"/>
+        </w:rPr>
+      </w:pPr>
+      <w:r>
+        <w:rPr>
+          <w:rFonts w:ascii="Times New Roman" w:hAnsi="Times New Roman" w:cs="Times New Roman"/>
+          <w:sz w:val="26"/>
+          <w:szCs w:val="26"/>
+        </w:rPr>
+        <w:t xml:space="preserve">Issued this {{ day }} day of {{ month }}, {{ year }} at NORSU, Bayawan-Sta. Catalina Campus Clinic, </w:t>
+      </w:r>
+      <w:proofErr w:type="spellStart"/>
+      <w:r>
+        <w:rPr>
+          <w:rFonts w:ascii="Times New Roman" w:hAnsi="Times New Roman" w:cs="Times New Roman"/>
+          <w:sz w:val="26"/>
+          <w:szCs w:val="26"/>
+        </w:rPr>
+        <w:t>Bayawan</w:t>
+      </w:r>
+      <w:proofErr w:type="spellEnd"/>
+      <w:r>
+        <w:rPr>
+          <w:rFonts w:ascii="Times New Roman" w:hAnsi="Times New Roman" w:cs="Times New Roman"/>
+          <w:sz w:val="26"/>
+          <w:szCs w:val="26"/>
+        </w:rPr>
+        <w:t xml:space="preserve"> City.</w:t>
+      </w:r>
+    </w:p>
+    <w:p>
+      <w:pPr>
         <w:rPr>
           <w:rFonts w:ascii="Times New Roman" w:hAnsi="Times New Roman" w:cs="Times New Roman"/>
           <w:sz w:val="26"/>
@@ -302,7 +362,6 @@
           <w:szCs w:val="26"/>
         </w:rPr>
       </w:pPr>
-      <w:proofErr w:type="gramStart"/>
       <w:r>
         <w:rPr>
           <w:rFonts w:ascii="Times New Roman" w:hAnsi="Times New Roman" w:cs="Times New Roman"/>
@@ -310,17 +369,7 @@
           <w:sz w:val="26"/>
           <w:szCs w:val="26"/>
         </w:rPr>
-        <w:t>{{ remarks</w:t>
-      </w:r>
-      <w:proofErr w:type="gramEnd"/>
-      <w:r>
-        <w:rPr>
-          <w:rFonts w:ascii="Times New Roman" w:hAnsi="Times New Roman" w:cs="Times New Roman"/>
-          <w:iCs/>
-          <w:sz w:val="26"/>
-          <w:szCs w:val="26"/>
-        </w:rPr>
-        <w:t xml:space="preserve"> }}</w:t>
+        <w:t>{{ remarks }}</w:t>
       </w:r>
     </w:p>
     <w:p>
@@ -2036,25 +2085,7 @@
               <w:sz w:val="14"/>
               <w:szCs w:val="14"/>
             </w:rPr>
-            <w:t xml:space="preserve">Reviewed &amp; </w:t>
-          </w:r>
-          <w:proofErr w:type="gramStart"/>
-          <w:r>
-            <w:rPr>
-              <w:color w:val="000000"/>
-              <w:sz w:val="14"/>
-              <w:szCs w:val="14"/>
-            </w:rPr>
-            <w:t>Authorized</w:t>
-          </w:r>
-          <w:proofErr w:type="gramEnd"/>
-          <w:r>
-            <w:rPr>
-              <w:color w:val="000000"/>
-              <w:sz w:val="14"/>
-              <w:szCs w:val="14"/>
-            </w:rPr>
-            <w:t xml:space="preserve"> by</w:t>
+            <w:t>Reviewed &amp; Authorized by</w:t>
           </w:r>
         </w:p>
       </w:tc>
@@ -2695,7 +2726,7 @@
         </mc:Choice>
         <mc:Fallback>
           <w:pict>
-            <v:shape w14:anchorId="1FE3C9BB" id="Graphic 5" o:spid="_x0000_s1026" style="position:absolute;margin-left:-74.75pt;margin-top:14.55pt;width:67.4pt;height:669.85pt;z-index:251654143;visibility:visible;mso-wrap-style:square;mso-height-percent:0;mso-wrap-distance-left:9pt;mso-wrap-distance-top:0;mso-wrap-distance-right:9pt;mso-wrap-distance-bottom:0;mso-position-horizontal:absolute;mso-position-horizontal-relative:text;mso-position-vertical:absolute;mso-position-vertical-relative:text;mso-height-percent:0;mso-height-relative:margin;v-text-anchor:top" coordsize="855980,8851900" o:gfxdata="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" path="m,l855413,r,8851766l,8851766,,xe" filled="f" strokeweight=".5pt">
+            <v:shape w14:anchorId="2FD9DC57" id="Graphic 5" o:spid="_x0000_s1026" style="position:absolute;margin-left:-74.75pt;margin-top:14.55pt;width:67.4pt;height:669.85pt;z-index:251654143;visibility:visible;mso-wrap-style:square;mso-height-percent:0;mso-wrap-distance-left:9pt;mso-wrap-distance-top:0;mso-wrap-distance-right:9pt;mso-wrap-distance-bottom:0;mso-position-horizontal:absolute;mso-position-horizontal-relative:text;mso-position-vertical:absolute;mso-position-vertical-relative:text;mso-height-percent:0;mso-height-relative:margin;v-text-anchor:top" coordsize="855980,8851900" o:gfxdata="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" path="m,l855413,r,8851766l,8851766,,xe" filled="f" strokeweight=".5pt">
               <v:path arrowok="t"/>
             </v:shape>
           </w:pict>
@@ -2785,7 +2816,7 @@
         </mc:Choice>
         <mc:Fallback>
           <w:pict>
-            <v:shape w14:anchorId="7F41CF4B" id="Graphic 4" o:spid="_x0000_s1026" style="position:absolute;margin-left:-74.75pt;margin-top:14.55pt;width:67.4pt;height:669.45pt;z-index:251653119;visibility:visible;mso-wrap-style:square;mso-height-percent:0;mso-wrap-distance-left:9pt;mso-wrap-distance-top:0;mso-wrap-distance-right:9pt;mso-wrap-distance-bottom:0;mso-position-horizontal:absolute;mso-position-horizontal-relative:text;mso-position-vertical:absolute;mso-position-vertical-relative:text;mso-height-percent:0;mso-height-relative:margin;v-text-anchor:top" coordsize="855980,8852535" o:gfxdata="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" path="m855453,8851937l,8851937,,,855453,r,8851937xe" stroked="f">
+            <v:shape w14:anchorId="2C89699F" id="Graphic 4" o:spid="_x0000_s1026" style="position:absolute;margin-left:-74.75pt;margin-top:14.55pt;width:67.4pt;height:669.45pt;z-index:251653119;visibility:visible;mso-wrap-style:square;mso-height-percent:0;mso-wrap-distance-left:9pt;mso-wrap-distance-top:0;mso-wrap-distance-right:9pt;mso-wrap-distance-bottom:0;mso-position-horizontal:absolute;mso-position-horizontal-relative:text;mso-position-vertical:absolute;mso-position-vertical-relative:text;mso-height-percent:0;mso-height-relative:margin;v-text-anchor:top" coordsize="855980,8852535" o:gfxdata="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" path="m855453,8851937l,8851937,,,855453,r,8851937xe" stroked="f">
               <v:path arrowok="t"/>
             </v:shape>
           </w:pict>

--- a/certificates/medical_certs_template/Medical Certificate-OJT.docx
+++ b/certificates/medical_certs_template/Medical Certificate-OJT.docx
@@ -100,10 +100,8 @@
       <w:pPr>
         <w:rPr>
           <w:rFonts w:ascii="Times New Roman" w:hAnsi="Times New Roman" w:cs="Times New Roman"/>
-          <w:b/>
           <w:sz w:val="26"/>
           <w:szCs w:val="26"/>
-          <w:u w:val="single"/>
         </w:rPr>
       </w:pPr>
       <w:r>
@@ -112,7 +110,95 @@
           <w:sz w:val="26"/>
           <w:szCs w:val="26"/>
         </w:rPr>
-        <w:t xml:space="preserve">This is to certify that {{ patient_name }}, {{ age }} years old, a {% if position %}{{ position }} {% endif %}{% if department %}{{ department }} {% endif %}student in this campus, was seen and examined through </w:t>
+        <w:t xml:space="preserve">This is to certify that </w:t>
+      </w:r>
+      <w:proofErr w:type="gramStart"/>
+      <w:r>
+        <w:rPr>
+          <w:rFonts w:ascii="Times New Roman" w:hAnsi="Times New Roman" w:cs="Times New Roman"/>
+          <w:sz w:val="26"/>
+          <w:szCs w:val="26"/>
+        </w:rPr>
+        <w:t>{{ patient</w:t>
+      </w:r>
+      <w:proofErr w:type="gramEnd"/>
+      <w:r>
+        <w:rPr>
+          <w:rFonts w:ascii="Times New Roman" w:hAnsi="Times New Roman" w:cs="Times New Roman"/>
+          <w:sz w:val="26"/>
+          <w:szCs w:val="26"/>
+        </w:rPr>
+        <w:t>_</w:t>
+      </w:r>
+      <w:proofErr w:type="gramStart"/>
+      <w:r>
+        <w:rPr>
+          <w:rFonts w:ascii="Times New Roman" w:hAnsi="Times New Roman" w:cs="Times New Roman"/>
+          <w:sz w:val="26"/>
+          <w:szCs w:val="26"/>
+        </w:rPr>
+        <w:t>name }</w:t>
+      </w:r>
+      <w:proofErr w:type="gramEnd"/>
+      <w:r>
+        <w:rPr>
+          <w:rFonts w:ascii="Times New Roman" w:hAnsi="Times New Roman" w:cs="Times New Roman"/>
+          <w:sz w:val="26"/>
+          <w:szCs w:val="26"/>
+        </w:rPr>
+        <w:t xml:space="preserve">}, </w:t>
+      </w:r>
+      <w:proofErr w:type="gramStart"/>
+      <w:r>
+        <w:rPr>
+          <w:rFonts w:ascii="Times New Roman" w:hAnsi="Times New Roman" w:cs="Times New Roman"/>
+          <w:sz w:val="26"/>
+          <w:szCs w:val="26"/>
+        </w:rPr>
+        <w:t>{{ age</w:t>
+      </w:r>
+      <w:proofErr w:type="gramEnd"/>
+      <w:r>
+        <w:rPr>
+          <w:rFonts w:ascii="Times New Roman" w:hAnsi="Times New Roman" w:cs="Times New Roman"/>
+          <w:sz w:val="26"/>
+          <w:szCs w:val="26"/>
+        </w:rPr>
+        <w:t xml:space="preserve"> }} years old, a {% if course </w:t>
+      </w:r>
+      <w:proofErr w:type="gramStart"/>
+      <w:r>
+        <w:rPr>
+          <w:rFonts w:ascii="Times New Roman" w:hAnsi="Times New Roman" w:cs="Times New Roman"/>
+          <w:sz w:val="26"/>
+          <w:szCs w:val="26"/>
+        </w:rPr>
+        <w:t>%}{{ course</w:t>
+      </w:r>
+      <w:proofErr w:type="gramEnd"/>
+      <w:r>
+        <w:rPr>
+          <w:rFonts w:ascii="Times New Roman" w:hAnsi="Times New Roman" w:cs="Times New Roman"/>
+          <w:sz w:val="26"/>
+          <w:szCs w:val="26"/>
+        </w:rPr>
+        <w:t xml:space="preserve"> }} {% endif %}</w:t>
+      </w:r>
+      <w:r>
+        <w:rPr>
+          <w:rFonts w:ascii="Times New Roman" w:hAnsi="Times New Roman" w:cs="Times New Roman"/>
+          <w:sz w:val="26"/>
+          <w:szCs w:val="26"/>
+        </w:rPr>
+        <w:t xml:space="preserve"> </w:t>
+      </w:r>
+      <w:r>
+        <w:rPr>
+          <w:rFonts w:ascii="Times New Roman" w:hAnsi="Times New Roman" w:cs="Times New Roman"/>
+          <w:sz w:val="26"/>
+          <w:szCs w:val="26"/>
+        </w:rPr>
+        <w:t xml:space="preserve">student in this campus, was seen and examined through </w:t>
       </w:r>
       <w:r>
         <w:rPr>
@@ -164,7 +250,52 @@
           <w:sz w:val="26"/>
           <w:szCs w:val="26"/>
         </w:rPr>
-        <w:t xml:space="preserve"> {{ activity_name }} on {{ </w:t>
+        <w:t xml:space="preserve"> </w:t>
+      </w:r>
+      <w:proofErr w:type="gramStart"/>
+      <w:r>
+        <w:rPr>
+          <w:rFonts w:ascii="Times New Roman" w:hAnsi="Times New Roman" w:cs="Times New Roman"/>
+          <w:sz w:val="26"/>
+          <w:szCs w:val="26"/>
+        </w:rPr>
+        <w:t>{{ activity</w:t>
+      </w:r>
+      <w:proofErr w:type="gramEnd"/>
+      <w:r>
+        <w:rPr>
+          <w:rFonts w:ascii="Times New Roman" w:hAnsi="Times New Roman" w:cs="Times New Roman"/>
+          <w:sz w:val="26"/>
+          <w:szCs w:val="26"/>
+        </w:rPr>
+        <w:t>_</w:t>
+      </w:r>
+      <w:proofErr w:type="gramStart"/>
+      <w:r>
+        <w:rPr>
+          <w:rFonts w:ascii="Times New Roman" w:hAnsi="Times New Roman" w:cs="Times New Roman"/>
+          <w:sz w:val="26"/>
+          <w:szCs w:val="26"/>
+        </w:rPr>
+        <w:t>name }</w:t>
+      </w:r>
+      <w:proofErr w:type="gramEnd"/>
+      <w:r>
+        <w:rPr>
+          <w:rFonts w:ascii="Times New Roman" w:hAnsi="Times New Roman" w:cs="Times New Roman"/>
+          <w:sz w:val="26"/>
+          <w:szCs w:val="26"/>
+        </w:rPr>
+        <w:t xml:space="preserve">} on </w:t>
+      </w:r>
+      <w:proofErr w:type="gramStart"/>
+      <w:r>
+        <w:rPr>
+          <w:rFonts w:ascii="Times New Roman" w:hAnsi="Times New Roman" w:cs="Times New Roman"/>
+          <w:sz w:val="26"/>
+          <w:szCs w:val="26"/>
+        </w:rPr>
+        <w:t xml:space="preserve">{{ </w:t>
       </w:r>
       <w:proofErr w:type="spellStart"/>
       <w:r>
@@ -173,7 +304,25 @@
           <w:sz w:val="26"/>
           <w:szCs w:val="26"/>
         </w:rPr>
-        <w:t>exam_date</w:t>
+        <w:t>exam</w:t>
+      </w:r>
+      <w:proofErr w:type="gramEnd"/>
+      <w:r>
+        <w:rPr>
+          <w:rFonts w:ascii="Times New Roman" w:hAnsi="Times New Roman" w:cs="Times New Roman"/>
+          <w:sz w:val="26"/>
+          <w:szCs w:val="26"/>
+        </w:rPr>
+        <w:t>_</w:t>
+      </w:r>
+      <w:proofErr w:type="gramStart"/>
+      <w:r>
+        <w:rPr>
+          <w:rFonts w:ascii="Times New Roman" w:hAnsi="Times New Roman" w:cs="Times New Roman"/>
+          <w:sz w:val="26"/>
+          <w:szCs w:val="26"/>
+        </w:rPr>
+        <w:t>date</w:t>
       </w:r>
       <w:proofErr w:type="spellEnd"/>
       <w:r>
@@ -182,7 +331,34 @@
           <w:sz w:val="26"/>
           <w:szCs w:val="26"/>
         </w:rPr>
-        <w:t xml:space="preserve"> }} at NORSU</w:t>
+        <w:t xml:space="preserve"> }</w:t>
+      </w:r>
+      <w:proofErr w:type="gramEnd"/>
+      <w:r>
+        <w:rPr>
+          <w:rFonts w:ascii="Times New Roman" w:hAnsi="Times New Roman" w:cs="Times New Roman"/>
+          <w:sz w:val="26"/>
+          <w:szCs w:val="26"/>
+        </w:rPr>
+        <w:t xml:space="preserve">} at </w:t>
+      </w:r>
+      <w:proofErr w:type="gramStart"/>
+      <w:r>
+        <w:rPr>
+          <w:rFonts w:ascii="Times New Roman" w:hAnsi="Times New Roman" w:cs="Times New Roman"/>
+          <w:sz w:val="26"/>
+          <w:szCs w:val="26"/>
+        </w:rPr>
+        <w:t>{{ place</w:t>
+      </w:r>
+      <w:proofErr w:type="gramEnd"/>
+      <w:r>
+        <w:rPr>
+          <w:rFonts w:ascii="Times New Roman" w:hAnsi="Times New Roman" w:cs="Times New Roman"/>
+          <w:sz w:val="26"/>
+          <w:szCs w:val="26"/>
+        </w:rPr>
+        <w:t xml:space="preserve"> }}</w:t>
       </w:r>
       <w:r>
         <w:rPr>
@@ -190,48 +366,20 @@
           <w:sz w:val="26"/>
           <w:szCs w:val="26"/>
         </w:rPr>
-        <w:t xml:space="preserve"> - </w:t>
-      </w:r>
-      <w:proofErr w:type="spellStart"/>
-      <w:r>
-        <w:rPr>
-          <w:rFonts w:ascii="Times New Roman" w:hAnsi="Times New Roman" w:cs="Times New Roman"/>
-          <w:sz w:val="26"/>
-          <w:szCs w:val="26"/>
-        </w:rPr>
-        <w:t>Bayawan</w:t>
-      </w:r>
-      <w:proofErr w:type="spellEnd"/>
-      <w:r>
-        <w:rPr>
-          <w:rFonts w:ascii="Times New Roman" w:hAnsi="Times New Roman" w:cs="Times New Roman"/>
-          <w:sz w:val="26"/>
-          <w:szCs w:val="26"/>
-        </w:rPr>
-        <w:t xml:space="preserve">-Sta. Catalina Campus Clinic, </w:t>
-      </w:r>
-      <w:proofErr w:type="spellStart"/>
-      <w:r>
-        <w:rPr>
-          <w:rFonts w:ascii="Times New Roman" w:hAnsi="Times New Roman" w:cs="Times New Roman"/>
-          <w:sz w:val="26"/>
-          <w:szCs w:val="26"/>
-        </w:rPr>
-        <w:t>Bayawan</w:t>
-      </w:r>
-      <w:proofErr w:type="spellEnd"/>
-      <w:r>
-        <w:rPr>
-          <w:rFonts w:ascii="Times New Roman" w:hAnsi="Times New Roman" w:cs="Times New Roman"/>
-          <w:sz w:val="26"/>
-          <w:szCs w:val="26"/>
-        </w:rPr>
-        <w:t xml:space="preserve"> City.</w:t>
+        <w:t>.</w:t>
       </w:r>
     </w:p>
     <w:p>
       <w:pPr>
-        <w:spacing w:before="240"/>
+        <w:rPr>
+          <w:rFonts w:ascii="Times New Roman" w:hAnsi="Times New Roman" w:cs="Times New Roman"/>
+          <w:sz w:val="26"/>
+          <w:szCs w:val="26"/>
+        </w:rPr>
+      </w:pPr>
+    </w:p>
+    <w:p>
+      <w:pPr>
         <w:rPr>
           <w:rFonts w:ascii="Times New Roman" w:hAnsi="Times New Roman" w:cs="Times New Roman"/>
           <w:i/>
@@ -274,7 +422,151 @@
           <w:sz w:val="26"/>
           <w:szCs w:val="26"/>
         </w:rPr>
-        <w:t>Temp.: {{ temperature }}   BP: {{ blood_pressure }}   PR: {{ pulse_rate }}   RR: {{ respiratory_rate }}</w:t>
+        <w:t xml:space="preserve">Temp.: </w:t>
+      </w:r>
+      <w:proofErr w:type="gramStart"/>
+      <w:r>
+        <w:rPr>
+          <w:rFonts w:ascii="Times New Roman" w:hAnsi="Times New Roman" w:cs="Times New Roman"/>
+          <w:sz w:val="26"/>
+          <w:szCs w:val="26"/>
+        </w:rPr>
+        <w:t>{{ temperature</w:t>
+      </w:r>
+      <w:proofErr w:type="gramEnd"/>
+      <w:r>
+        <w:rPr>
+          <w:rFonts w:ascii="Times New Roman" w:hAnsi="Times New Roman" w:cs="Times New Roman"/>
+          <w:sz w:val="26"/>
+          <w:szCs w:val="26"/>
+        </w:rPr>
+        <w:t xml:space="preserve"> </w:t>
+      </w:r>
+      <w:proofErr w:type="gramStart"/>
+      <w:r>
+        <w:rPr>
+          <w:rFonts w:ascii="Times New Roman" w:hAnsi="Times New Roman" w:cs="Times New Roman"/>
+          <w:sz w:val="26"/>
+          <w:szCs w:val="26"/>
+        </w:rPr>
+        <w:t xml:space="preserve">}}   </w:t>
+      </w:r>
+      <w:proofErr w:type="gramEnd"/>
+      <w:r>
+        <w:rPr>
+          <w:rFonts w:ascii="Times New Roman" w:hAnsi="Times New Roman" w:cs="Times New Roman"/>
+          <w:sz w:val="26"/>
+          <w:szCs w:val="26"/>
+        </w:rPr>
+        <w:t xml:space="preserve">BP: </w:t>
+      </w:r>
+      <w:proofErr w:type="gramStart"/>
+      <w:r>
+        <w:rPr>
+          <w:rFonts w:ascii="Times New Roman" w:hAnsi="Times New Roman" w:cs="Times New Roman"/>
+          <w:sz w:val="26"/>
+          <w:szCs w:val="26"/>
+        </w:rPr>
+        <w:t>{{ blood</w:t>
+      </w:r>
+      <w:proofErr w:type="gramEnd"/>
+      <w:r>
+        <w:rPr>
+          <w:rFonts w:ascii="Times New Roman" w:hAnsi="Times New Roman" w:cs="Times New Roman"/>
+          <w:sz w:val="26"/>
+          <w:szCs w:val="26"/>
+        </w:rPr>
+        <w:t>_</w:t>
+      </w:r>
+      <w:proofErr w:type="gramStart"/>
+      <w:r>
+        <w:rPr>
+          <w:rFonts w:ascii="Times New Roman" w:hAnsi="Times New Roman" w:cs="Times New Roman"/>
+          <w:sz w:val="26"/>
+          <w:szCs w:val="26"/>
+        </w:rPr>
+        <w:t>pressure }</w:t>
+      </w:r>
+      <w:proofErr w:type="gramEnd"/>
+      <w:r>
+        <w:rPr>
+          <w:rFonts w:ascii="Times New Roman" w:hAnsi="Times New Roman" w:cs="Times New Roman"/>
+          <w:sz w:val="26"/>
+          <w:szCs w:val="26"/>
+        </w:rPr>
+        <w:t xml:space="preserve">}   PR: </w:t>
+      </w:r>
+      <w:proofErr w:type="gramStart"/>
+      <w:r>
+        <w:rPr>
+          <w:rFonts w:ascii="Times New Roman" w:hAnsi="Times New Roman" w:cs="Times New Roman"/>
+          <w:sz w:val="26"/>
+          <w:szCs w:val="26"/>
+        </w:rPr>
+        <w:t>{{ pulse</w:t>
+      </w:r>
+      <w:proofErr w:type="gramEnd"/>
+      <w:r>
+        <w:rPr>
+          <w:rFonts w:ascii="Times New Roman" w:hAnsi="Times New Roman" w:cs="Times New Roman"/>
+          <w:sz w:val="26"/>
+          <w:szCs w:val="26"/>
+        </w:rPr>
+        <w:t>_</w:t>
+      </w:r>
+      <w:proofErr w:type="gramStart"/>
+      <w:r>
+        <w:rPr>
+          <w:rFonts w:ascii="Times New Roman" w:hAnsi="Times New Roman" w:cs="Times New Roman"/>
+          <w:sz w:val="26"/>
+          <w:szCs w:val="26"/>
+        </w:rPr>
+        <w:t>rate }</w:t>
+      </w:r>
+      <w:proofErr w:type="gramEnd"/>
+      <w:r>
+        <w:rPr>
+          <w:rFonts w:ascii="Times New Roman" w:hAnsi="Times New Roman" w:cs="Times New Roman"/>
+          <w:sz w:val="26"/>
+          <w:szCs w:val="26"/>
+        </w:rPr>
+        <w:t xml:space="preserve">}   RR: </w:t>
+      </w:r>
+      <w:proofErr w:type="gramStart"/>
+      <w:r>
+        <w:rPr>
+          <w:rFonts w:ascii="Times New Roman" w:hAnsi="Times New Roman" w:cs="Times New Roman"/>
+          <w:sz w:val="26"/>
+          <w:szCs w:val="26"/>
+        </w:rPr>
+        <w:t>{{ respiratory</w:t>
+      </w:r>
+      <w:proofErr w:type="gramEnd"/>
+      <w:r>
+        <w:rPr>
+          <w:rFonts w:ascii="Times New Roman" w:hAnsi="Times New Roman" w:cs="Times New Roman"/>
+          <w:sz w:val="26"/>
+          <w:szCs w:val="26"/>
+        </w:rPr>
+        <w:t>_</w:t>
+      </w:r>
+      <w:proofErr w:type="gramStart"/>
+      <w:r>
+        <w:rPr>
+          <w:rFonts w:ascii="Times New Roman" w:hAnsi="Times New Roman" w:cs="Times New Roman"/>
+          <w:sz w:val="26"/>
+          <w:szCs w:val="26"/>
+        </w:rPr>
+        <w:t>rate }</w:t>
+      </w:r>
+      <w:proofErr w:type="gramEnd"/>
+      <w:r>
+        <w:rPr>
+          <w:rFonts w:ascii="Times New Roman" w:hAnsi="Times New Roman" w:cs="Times New Roman"/>
+          <w:sz w:val="26"/>
+          <w:szCs w:val="26"/>
+        </w:rPr>
+        <w:t>}</w:t>
       </w:r>
     </w:p>
     <w:p>
@@ -299,7 +591,61 @@
           <w:sz w:val="26"/>
           <w:szCs w:val="26"/>
         </w:rPr>
-        <w:t xml:space="preserve">Issued this {{ day }} day of {{ month }}, {{ year }} at NORSU, Bayawan-Sta. Catalina Campus Clinic, </w:t>
+        <w:t xml:space="preserve">Issued this </w:t>
+      </w:r>
+      <w:proofErr w:type="gramStart"/>
+      <w:r>
+        <w:rPr>
+          <w:rFonts w:ascii="Times New Roman" w:hAnsi="Times New Roman" w:cs="Times New Roman"/>
+          <w:sz w:val="26"/>
+          <w:szCs w:val="26"/>
+        </w:rPr>
+        <w:t>{{ day</w:t>
+      </w:r>
+      <w:proofErr w:type="gramEnd"/>
+      <w:r>
+        <w:rPr>
+          <w:rFonts w:ascii="Times New Roman" w:hAnsi="Times New Roman" w:cs="Times New Roman"/>
+          <w:sz w:val="26"/>
+          <w:szCs w:val="26"/>
+        </w:rPr>
+        <w:t xml:space="preserve"> }} day of </w:t>
+      </w:r>
+      <w:proofErr w:type="gramStart"/>
+      <w:r>
+        <w:rPr>
+          <w:rFonts w:ascii="Times New Roman" w:hAnsi="Times New Roman" w:cs="Times New Roman"/>
+          <w:sz w:val="26"/>
+          <w:szCs w:val="26"/>
+        </w:rPr>
+        <w:t>{{ month</w:t>
+      </w:r>
+      <w:proofErr w:type="gramEnd"/>
+      <w:r>
+        <w:rPr>
+          <w:rFonts w:ascii="Times New Roman" w:hAnsi="Times New Roman" w:cs="Times New Roman"/>
+          <w:sz w:val="26"/>
+          <w:szCs w:val="26"/>
+        </w:rPr>
+        <w:t xml:space="preserve"> }}, </w:t>
+      </w:r>
+      <w:proofErr w:type="gramStart"/>
+      <w:r>
+        <w:rPr>
+          <w:rFonts w:ascii="Times New Roman" w:hAnsi="Times New Roman" w:cs="Times New Roman"/>
+          <w:sz w:val="26"/>
+          <w:szCs w:val="26"/>
+        </w:rPr>
+        <w:t>{{ year</w:t>
+      </w:r>
+      <w:proofErr w:type="gramEnd"/>
+      <w:r>
+        <w:rPr>
+          <w:rFonts w:ascii="Times New Roman" w:hAnsi="Times New Roman" w:cs="Times New Roman"/>
+          <w:sz w:val="26"/>
+          <w:szCs w:val="26"/>
+        </w:rPr>
+        <w:t xml:space="preserve"> }} at NORSU, Bayawan-Sta. Catalina Campus Clinic, </w:t>
       </w:r>
       <w:proofErr w:type="spellStart"/>
       <w:r>
@@ -362,6 +708,7 @@
           <w:szCs w:val="26"/>
         </w:rPr>
       </w:pPr>
+      <w:proofErr w:type="gramStart"/>
       <w:r>
         <w:rPr>
           <w:rFonts w:ascii="Times New Roman" w:hAnsi="Times New Roman" w:cs="Times New Roman"/>
@@ -369,7 +716,17 @@
           <w:sz w:val="26"/>
           <w:szCs w:val="26"/>
         </w:rPr>
-        <w:t>{{ remarks }}</w:t>
+        <w:t>{{ remarks</w:t>
+      </w:r>
+      <w:proofErr w:type="gramEnd"/>
+      <w:r>
+        <w:rPr>
+          <w:rFonts w:ascii="Times New Roman" w:hAnsi="Times New Roman" w:cs="Times New Roman"/>
+          <w:iCs/>
+          <w:sz w:val="26"/>
+          <w:szCs w:val="26"/>
+        </w:rPr>
+        <w:t xml:space="preserve"> }}</w:t>
       </w:r>
     </w:p>
     <w:p>
@@ -408,6 +765,7 @@
           <w:szCs w:val="24"/>
         </w:rPr>
       </w:pPr>
+      <w:proofErr w:type="gramStart"/>
       <w:r>
         <w:rPr>
           <w:rFonts w:ascii="Times New Roman" w:hAnsi="Times New Roman" w:cs="Times New Roman"/>
@@ -415,7 +773,37 @@
           <w:sz w:val="24"/>
           <w:szCs w:val="24"/>
         </w:rPr>
-        <w:t>{{ doctor_name }}</w:t>
+        <w:t>{{ doctor</w:t>
+      </w:r>
+      <w:proofErr w:type="gramEnd"/>
+      <w:r>
+        <w:rPr>
+          <w:rFonts w:ascii="Times New Roman" w:hAnsi="Times New Roman" w:cs="Times New Roman"/>
+          <w:b/>
+          <w:sz w:val="24"/>
+          <w:szCs w:val="24"/>
+        </w:rPr>
+        <w:t>_</w:t>
+      </w:r>
+      <w:proofErr w:type="gramStart"/>
+      <w:r>
+        <w:rPr>
+          <w:rFonts w:ascii="Times New Roman" w:hAnsi="Times New Roman" w:cs="Times New Roman"/>
+          <w:b/>
+          <w:sz w:val="24"/>
+          <w:szCs w:val="24"/>
+        </w:rPr>
+        <w:t>name }</w:t>
+      </w:r>
+      <w:proofErr w:type="gramEnd"/>
+      <w:r>
+        <w:rPr>
+          <w:rFonts w:ascii="Times New Roman" w:hAnsi="Times New Roman" w:cs="Times New Roman"/>
+          <w:b/>
+          <w:sz w:val="24"/>
+          <w:szCs w:val="24"/>
+        </w:rPr>
+        <w:t>}</w:t>
       </w:r>
     </w:p>
     <w:p>
@@ -1687,7 +2075,7 @@
   </w:p>
   <w:tbl>
     <w:tblPr>
-      <w:tblStyle w:val="a6"/>
+      <w:tblStyle w:val="1"/>
       <w:tblW w:w="8730" w:type="dxa"/>
       <w:tblInd w:w="445" w:type="dxa"/>
       <w:tblBorders>
@@ -2085,7 +2473,25 @@
               <w:sz w:val="14"/>
               <w:szCs w:val="14"/>
             </w:rPr>
-            <w:t>Reviewed &amp; Authorized by</w:t>
+            <w:t xml:space="preserve">Reviewed &amp; </w:t>
+          </w:r>
+          <w:proofErr w:type="gramStart"/>
+          <w:r>
+            <w:rPr>
+              <w:color w:val="000000"/>
+              <w:sz w:val="14"/>
+              <w:szCs w:val="14"/>
+            </w:rPr>
+            <w:t>Authorized</w:t>
+          </w:r>
+          <w:proofErr w:type="gramEnd"/>
+          <w:r>
+            <w:rPr>
+              <w:color w:val="000000"/>
+              <w:sz w:val="14"/>
+              <w:szCs w:val="14"/>
+            </w:rPr>
+            <w:t xml:space="preserve"> by</w:t>
           </w:r>
         </w:p>
       </w:tc>
@@ -2664,7 +3070,7 @@
               <wp:extent cx="855980" cy="8507186"/>
               <wp:effectExtent l="0" t="0" r="20320" b="27305"/>
               <wp:wrapNone/>
-              <wp:docPr id="1336715347" name="Graphic 5"/>
+              <wp:docPr id="1658421132" name="Graphic 5"/>
               <wp:cNvGraphicFramePr/>
               <a:graphic xmlns:a="http://schemas.openxmlformats.org/drawingml/2006/main">
                 <a:graphicData uri="http://schemas.microsoft.com/office/word/2010/wordprocessingShape">
@@ -2726,7 +3132,7 @@
         </mc:Choice>
         <mc:Fallback>
           <w:pict>
-            <v:shape w14:anchorId="2FD9DC57" id="Graphic 5" o:spid="_x0000_s1026" style="position:absolute;margin-left:-74.75pt;margin-top:14.55pt;width:67.4pt;height:669.85pt;z-index:251654143;visibility:visible;mso-wrap-style:square;mso-height-percent:0;mso-wrap-distance-left:9pt;mso-wrap-distance-top:0;mso-wrap-distance-right:9pt;mso-wrap-distance-bottom:0;mso-position-horizontal:absolute;mso-position-horizontal-relative:text;mso-position-vertical:absolute;mso-position-vertical-relative:text;mso-height-percent:0;mso-height-relative:margin;v-text-anchor:top" coordsize="855980,8851900" o:gfxdata="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" path="m,l855413,r,8851766l,8851766,,xe" filled="f" strokeweight=".5pt">
+            <v:shape w14:anchorId="45088F1A" id="Graphic 5" o:spid="_x0000_s1026" style="position:absolute;margin-left:-74.75pt;margin-top:14.55pt;width:67.4pt;height:669.85pt;z-index:251654143;visibility:visible;mso-wrap-style:square;mso-height-percent:0;mso-wrap-distance-left:9pt;mso-wrap-distance-top:0;mso-wrap-distance-right:9pt;mso-wrap-distance-bottom:0;mso-position-horizontal:absolute;mso-position-horizontal-relative:text;mso-position-vertical:absolute;mso-position-vertical-relative:text;mso-height-percent:0;mso-height-relative:margin;v-text-anchor:top" coordsize="855980,8851900" o:gfxdata="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" path="m,l855413,r,8851766l,8851766,,xe" filled="f" strokeweight=".5pt">
               <v:path arrowok="t"/>
             </v:shape>
           </w:pict>
@@ -2757,7 +3163,7 @@
               <wp:extent cx="855980" cy="8501743"/>
               <wp:effectExtent l="0" t="0" r="1270" b="0"/>
               <wp:wrapNone/>
-              <wp:docPr id="866158482" name="Graphic 4"/>
+              <wp:docPr id="1963344998" name="Graphic 4"/>
               <wp:cNvGraphicFramePr/>
               <a:graphic xmlns:a="http://schemas.openxmlformats.org/drawingml/2006/main">
                 <a:graphicData uri="http://schemas.microsoft.com/office/word/2010/wordprocessingShape">
@@ -2816,7 +3222,7 @@
         </mc:Choice>
         <mc:Fallback>
           <w:pict>
-            <v:shape w14:anchorId="2C89699F" id="Graphic 4" o:spid="_x0000_s1026" style="position:absolute;margin-left:-74.75pt;margin-top:14.55pt;width:67.4pt;height:669.45pt;z-index:251653119;visibility:visible;mso-wrap-style:square;mso-height-percent:0;mso-wrap-distance-left:9pt;mso-wrap-distance-top:0;mso-wrap-distance-right:9pt;mso-wrap-distance-bottom:0;mso-position-horizontal:absolute;mso-position-horizontal-relative:text;mso-position-vertical:absolute;mso-position-vertical-relative:text;mso-height-percent:0;mso-height-relative:margin;v-text-anchor:top" coordsize="855980,8852535" o:gfxdata="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" path="m855453,8851937l,8851937,,,855453,r,8851937xe" stroked="f">
+            <v:shape w14:anchorId="012E8E04" id="Graphic 4" o:spid="_x0000_s1026" style="position:absolute;margin-left:-74.75pt;margin-top:14.55pt;width:67.4pt;height:669.45pt;z-index:251653119;visibility:visible;mso-wrap-style:square;mso-height-percent:0;mso-wrap-distance-left:9pt;mso-wrap-distance-top:0;mso-wrap-distance-right:9pt;mso-wrap-distance-bottom:0;mso-position-horizontal:absolute;mso-position-horizontal-relative:text;mso-position-vertical:absolute;mso-position-vertical-relative:text;mso-height-percent:0;mso-height-relative:margin;v-text-anchor:top" coordsize="855980,8852535" o:gfxdata="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" path="m855453,8851937l,8851937,,,855453,r,8851937xe" stroked="f">
               <v:path arrowok="t"/>
             </v:shape>
           </w:pict>
@@ -7343,7 +7749,8 @@
       <w:szCs w:val="48"/>
     </w:rPr>
   </w:style>
-  <w:style w:type="table" w:customStyle="1" w:styleId="a">
+  <w:style w:type="table" w:customStyle="1" w:styleId="8">
+    <w:name w:val="8"/>
     <w:basedOn w:val="TableNormal"/>
     <w:pPr>
       <w:spacing w:after="0" w:line="240" w:lineRule="auto"/>
@@ -7353,7 +7760,8 @@
       <w:tblStyleColBandSize w:val="1"/>
     </w:tblPr>
   </w:style>
-  <w:style w:type="table" w:customStyle="1" w:styleId="a0">
+  <w:style w:type="table" w:customStyle="1" w:styleId="7">
+    <w:name w:val="7"/>
     <w:basedOn w:val="TableNormal"/>
     <w:pPr>
       <w:spacing w:after="0" w:line="240" w:lineRule="auto"/>
@@ -7363,7 +7771,8 @@
       <w:tblStyleColBandSize w:val="1"/>
     </w:tblPr>
   </w:style>
-  <w:style w:type="table" w:customStyle="1" w:styleId="a1">
+  <w:style w:type="table" w:customStyle="1" w:styleId="6">
+    <w:name w:val="6"/>
     <w:basedOn w:val="TableNormal"/>
     <w:tblPr>
       <w:tblStyleRowBandSize w:val="1"/>
@@ -7376,7 +7785,8 @@
       </w:tblCellMar>
     </w:tblPr>
   </w:style>
-  <w:style w:type="table" w:customStyle="1" w:styleId="a2">
+  <w:style w:type="table" w:customStyle="1" w:styleId="5">
+    <w:name w:val="5"/>
     <w:basedOn w:val="TableNormal"/>
     <w:pPr>
       <w:spacing w:after="0" w:line="240" w:lineRule="auto"/>
@@ -7386,7 +7796,8 @@
       <w:tblStyleColBandSize w:val="1"/>
     </w:tblPr>
   </w:style>
-  <w:style w:type="table" w:customStyle="1" w:styleId="a3">
+  <w:style w:type="table" w:customStyle="1" w:styleId="4">
+    <w:name w:val="4"/>
     <w:basedOn w:val="TableNormal"/>
     <w:pPr>
       <w:spacing w:after="0" w:line="240" w:lineRule="auto"/>
@@ -7396,7 +7807,8 @@
       <w:tblStyleColBandSize w:val="1"/>
     </w:tblPr>
   </w:style>
-  <w:style w:type="table" w:customStyle="1" w:styleId="a4">
+  <w:style w:type="table" w:customStyle="1" w:styleId="3">
+    <w:name w:val="3"/>
     <w:basedOn w:val="TableNormal"/>
     <w:pPr>
       <w:spacing w:after="0" w:line="240" w:lineRule="auto"/>
@@ -7406,7 +7818,8 @@
       <w:tblStyleColBandSize w:val="1"/>
     </w:tblPr>
   </w:style>
-  <w:style w:type="table" w:customStyle="1" w:styleId="a5">
+  <w:style w:type="table" w:customStyle="1" w:styleId="2">
+    <w:name w:val="2"/>
     <w:basedOn w:val="TableNormal"/>
     <w:tblPr>
       <w:tblStyleRowBandSize w:val="1"/>
@@ -7419,7 +7832,8 @@
       </w:tblCellMar>
     </w:tblPr>
   </w:style>
-  <w:style w:type="table" w:customStyle="1" w:styleId="a6">
+  <w:style w:type="table" w:customStyle="1" w:styleId="1">
+    <w:name w:val="1"/>
     <w:basedOn w:val="TableNormal"/>
     <w:pPr>
       <w:spacing w:after="0" w:line="240" w:lineRule="auto"/>

--- a/certificates/medical_certs_template/Medical Certificate-OJT.docx
+++ b/certificates/medical_certs_template/Medical Certificate-OJT.docx
@@ -231,6 +231,8 @@
       <w:r>
         <w:rPr>
           <w:rFonts w:ascii="Times New Roman" w:hAnsi="Times New Roman" w:cs="Times New Roman"/>
+          <w:i/>
+          <w:iCs/>
           <w:sz w:val="26"/>
           <w:szCs w:val="26"/>
         </w:rPr>
@@ -242,7 +244,15 @@
           <w:sz w:val="26"/>
           <w:szCs w:val="26"/>
         </w:rPr>
-        <w:t>undergo</w:t>
+        <w:t xml:space="preserve">to </w:t>
+      </w:r>
+      <w:r>
+        <w:rPr>
+          <w:rFonts w:ascii="Times New Roman" w:hAnsi="Times New Roman" w:cs="Times New Roman"/>
+          <w:sz w:val="26"/>
+          <w:szCs w:val="26"/>
+        </w:rPr>
+        <w:t>participate in the</w:t>
       </w:r>
       <w:r>
         <w:rPr>
@@ -259,7 +269,16 @@
           <w:sz w:val="26"/>
           <w:szCs w:val="26"/>
         </w:rPr>
-        <w:t>{{ activity</w:t>
+        <w:t xml:space="preserve">{{ </w:t>
+      </w:r>
+      <w:proofErr w:type="spellStart"/>
+      <w:r>
+        <w:rPr>
+          <w:rFonts w:ascii="Times New Roman" w:hAnsi="Times New Roman" w:cs="Times New Roman"/>
+          <w:sz w:val="26"/>
+          <w:szCs w:val="26"/>
+        </w:rPr>
+        <w:t>activity</w:t>
       </w:r>
       <w:proofErr w:type="gramEnd"/>
       <w:r>
@@ -277,7 +296,16 @@
           <w:sz w:val="26"/>
           <w:szCs w:val="26"/>
         </w:rPr>
-        <w:t>name }</w:t>
+        <w:t>name</w:t>
+      </w:r>
+      <w:proofErr w:type="spellEnd"/>
+      <w:r>
+        <w:rPr>
+          <w:rFonts w:ascii="Times New Roman" w:hAnsi="Times New Roman" w:cs="Times New Roman"/>
+          <w:sz w:val="26"/>
+          <w:szCs w:val="26"/>
+        </w:rPr>
+        <w:t xml:space="preserve"> }</w:t>
       </w:r>
       <w:proofErr w:type="gramEnd"/>
       <w:r>
@@ -3132,7 +3160,7 @@
         </mc:Choice>
         <mc:Fallback>
           <w:pict>
-            <v:shape w14:anchorId="45088F1A" id="Graphic 5" o:spid="_x0000_s1026" style="position:absolute;margin-left:-74.75pt;margin-top:14.55pt;width:67.4pt;height:669.85pt;z-index:251654143;visibility:visible;mso-wrap-style:square;mso-height-percent:0;mso-wrap-distance-left:9pt;mso-wrap-distance-top:0;mso-wrap-distance-right:9pt;mso-wrap-distance-bottom:0;mso-position-horizontal:absolute;mso-position-horizontal-relative:text;mso-position-vertical:absolute;mso-position-vertical-relative:text;mso-height-percent:0;mso-height-relative:margin;v-text-anchor:top" coordsize="855980,8851900" o:gfxdata="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" path="m,l855413,r,8851766l,8851766,,xe" filled="f" strokeweight=".5pt">
+            <v:shape w14:anchorId="197A8B3A" id="Graphic 5" o:spid="_x0000_s1026" style="position:absolute;margin-left:-74.75pt;margin-top:14.55pt;width:67.4pt;height:669.85pt;z-index:251654143;visibility:visible;mso-wrap-style:square;mso-height-percent:0;mso-wrap-distance-left:9pt;mso-wrap-distance-top:0;mso-wrap-distance-right:9pt;mso-wrap-distance-bottom:0;mso-position-horizontal:absolute;mso-position-horizontal-relative:text;mso-position-vertical:absolute;mso-position-vertical-relative:text;mso-height-percent:0;mso-height-relative:margin;v-text-anchor:top" coordsize="855980,8851900" o:gfxdata="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" path="m,l855413,r,8851766l,8851766,,xe" filled="f" strokeweight=".5pt">
               <v:path arrowok="t"/>
             </v:shape>
           </w:pict>
@@ -3222,7 +3250,7 @@
         </mc:Choice>
         <mc:Fallback>
           <w:pict>
-            <v:shape w14:anchorId="012E8E04" id="Graphic 4" o:spid="_x0000_s1026" style="position:absolute;margin-left:-74.75pt;margin-top:14.55pt;width:67.4pt;height:669.45pt;z-index:251653119;visibility:visible;mso-wrap-style:square;mso-height-percent:0;mso-wrap-distance-left:9pt;mso-wrap-distance-top:0;mso-wrap-distance-right:9pt;mso-wrap-distance-bottom:0;mso-position-horizontal:absolute;mso-position-horizontal-relative:text;mso-position-vertical:absolute;mso-position-vertical-relative:text;mso-height-percent:0;mso-height-relative:margin;v-text-anchor:top" coordsize="855980,8852535" o:gfxdata="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" path="m855453,8851937l,8851937,,,855453,r,8851937xe" stroked="f">
+            <v:shape w14:anchorId="11BA694D" id="Graphic 4" o:spid="_x0000_s1026" style="position:absolute;margin-left:-74.75pt;margin-top:14.55pt;width:67.4pt;height:669.45pt;z-index:251653119;visibility:visible;mso-wrap-style:square;mso-height-percent:0;mso-wrap-distance-left:9pt;mso-wrap-distance-top:0;mso-wrap-distance-right:9pt;mso-wrap-distance-bottom:0;mso-position-horizontal:absolute;mso-position-horizontal-relative:text;mso-position-vertical:absolute;mso-position-vertical-relative:text;mso-height-percent:0;mso-height-relative:margin;v-text-anchor:top" coordsize="855980,8852535" o:gfxdata="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" path="m855453,8851937l,8851937,,,855453,r,8851937xe" stroked="f">
               <v:path arrowok="t"/>
             </v:shape>
           </w:pict>
